--- a/模板库/ku/长安.docx
+++ b/模板库/ku/长安.docx
@@ -1,6 +1,6 @@
 
 <file path=word/document.xml><?xml version="1.0" encoding="utf-8"?>
-<w:document xmlns:wpc="http://schemas.microsoft.com/office/word/2010/wordprocessingCanvas" xmlns:mc="http://schemas.openxmlformats.org/markup-compatibility/2006" xmlns:o="urn:schemas-microsoft-com:office:office" xmlns:r="http://schemas.openxmlformats.org/officeDocument/2006/relationships" xmlns:m="http://schemas.openxmlformats.org/officeDocument/2006/math" xmlns:v="urn:schemas-microsoft-com:vml" xmlns:wp14="http://schemas.microsoft.com/office/word/2010/wordprocessingDrawing" xmlns:wp="http://schemas.openxmlformats.org/drawingml/2006/wordprocessingDrawing" xmlns:w="http://schemas.openxmlformats.org/wordprocessingml/2006/main" xmlns:w14="http://schemas.microsoft.com/office/word/2010/wordml" xmlns:w10="urn:schemas-microsoft-com:office:word" xmlns:w15="http://schemas.microsoft.com/office/word/2012/wordml" xmlns:wpg="http://schemas.microsoft.com/office/word/2010/wordprocessingGroup" xmlns:wpi="http://schemas.microsoft.com/office/word/2010/wordprocessingInk" xmlns:wne="http://schemas.microsoft.com/office/word/2006/wordml" xmlns:wps="http://schemas.microsoft.com/office/word/2010/wordprocessingShape" xmlns:wpsCustomData="http://www.wps.cn/officeDocument/2013/wpsCustomData" mc:Ignorable="w14 w15 wp14">
+<w:document xmlns:wpc="http://schemas.microsoft.com/office/word/2010/wordprocessingCanvas" xmlns:cx="http://schemas.microsoft.com/office/drawing/2014/chartex" xmlns:cx1="http://schemas.microsoft.com/office/drawing/2015/9/8/chartex" xmlns:cx2="http://schemas.microsoft.com/office/drawing/2015/10/21/chartex" xmlns:cx3="http://schemas.microsoft.com/office/drawing/2016/5/9/chartex" xmlns:cx4="http://schemas.microsoft.com/office/drawing/2016/5/10/chartex" xmlns:cx5="http://schemas.microsoft.com/office/drawing/2016/5/11/chartex" xmlns:cx6="http://schemas.microsoft.com/office/drawing/2016/5/12/chartex" xmlns:cx7="http://schemas.microsoft.com/office/drawing/2016/5/13/chartex" xmlns:cx8="http://schemas.microsoft.com/office/drawing/2016/5/14/chartex" xmlns:mc="http://schemas.openxmlformats.org/markup-compatibility/2006" xmlns:o="urn:schemas-microsoft-com:office:office" xmlns:r="http://schemas.openxmlformats.org/officeDocument/2006/relationships" xmlns:m="http://schemas.openxmlformats.org/officeDocument/2006/math" xmlns:v="urn:schemas-microsoft-com:vml" xmlns:wp14="http://schemas.microsoft.com/office/word/2010/wordprocessingDrawing" xmlns:wp="http://schemas.openxmlformats.org/drawingml/2006/wordprocessingDrawing" xmlns:w="http://schemas.openxmlformats.org/wordprocessingml/2006/main" xmlns:w14="http://schemas.microsoft.com/office/word/2010/wordml" xmlns:w10="urn:schemas-microsoft-com:office:word" xmlns:w15="http://schemas.microsoft.com/office/word/2012/wordml" xmlns:wpg="http://schemas.microsoft.com/office/word/2010/wordprocessingGroup" xmlns:wpi="http://schemas.microsoft.com/office/word/2010/wordprocessingInk" xmlns:wne="http://schemas.microsoft.com/office/word/2006/wordml" xmlns:wps="http://schemas.microsoft.com/office/word/2010/wordprocessingShape" xmlns:wpsCustomData="http://www.wps.cn/officeDocument/2013/wpsCustomData" mc:Ignorable="w14 w15 wp14">
   <w:body>
     <w:p>
       <w:pPr>
@@ -192,7 +192,32 @@
           <w:szCs w:val="21"/>
           <w:lang w:val="en-US" w:eastAsia="zh-CN"/>
         </w:rPr>
-        <w:t xml:space="preserve">工作模式2：DUT在 UB电压下工作。 </w:t>
+        <w:t>工作模式2：DUT在 U</w:t>
+      </w:r>
+      <w:r>
+        <w:rPr>
+          <w:rFonts w:hint="eastAsia" w:ascii="宋体" w:hAnsi="宋体" w:eastAsia="宋体" w:cs="宋体"/>
+          <w:b w:val="0"/>
+          <w:bCs/>
+          <w:color w:val="auto"/>
+          <w:sz w:val="21"/>
+          <w:szCs w:val="21"/>
+          <w:vertAlign w:val="subscript"/>
+          <w:lang w:val="en-US" w:eastAsia="zh-CN"/>
+        </w:rPr>
+        <w:t>B</w:t>
+      </w:r>
+      <w:r>
+        <w:rPr>
+          <w:rFonts w:hint="eastAsia" w:ascii="宋体" w:hAnsi="宋体" w:eastAsia="宋体" w:cs="宋体"/>
+          <w:b w:val="0"/>
+          <w:bCs/>
+          <w:color w:val="auto"/>
+          <w:sz w:val="21"/>
+          <w:szCs w:val="21"/>
+          <w:lang w:val="en-US" w:eastAsia="zh-CN"/>
+        </w:rPr>
+        <w:t xml:space="preserve">电压下工作。 </w:t>
       </w:r>
     </w:p>
     <w:p>
@@ -288,7 +313,34 @@
           <w:szCs w:val="21"/>
           <w:lang w:val="en-US" w:eastAsia="zh-CN"/>
         </w:rPr>
-        <w:t xml:space="preserve">工作模式3：DUT在UA电压下工作。 </w:t>
+        <w:t>工作模式3：DUT在U</w:t>
+      </w:r>
+      <w:bookmarkStart w:id="0" w:name="_GoBack"/>
+      <w:r>
+        <w:rPr>
+          <w:rFonts w:hint="eastAsia" w:ascii="宋体" w:hAnsi="宋体" w:eastAsia="宋体" w:cs="宋体"/>
+          <w:b w:val="0"/>
+          <w:bCs/>
+          <w:color w:val="auto"/>
+          <w:sz w:val="21"/>
+          <w:szCs w:val="21"/>
+          <w:vertAlign w:val="subscript"/>
+          <w:lang w:val="en-US" w:eastAsia="zh-CN"/>
+        </w:rPr>
+        <w:t>A</w:t>
+      </w:r>
+      <w:bookmarkEnd w:id="0"/>
+      <w:r>
+        <w:rPr>
+          <w:rFonts w:hint="eastAsia" w:ascii="宋体" w:hAnsi="宋体" w:eastAsia="宋体" w:cs="宋体"/>
+          <w:b w:val="0"/>
+          <w:bCs/>
+          <w:color w:val="auto"/>
+          <w:sz w:val="21"/>
+          <w:szCs w:val="21"/>
+          <w:lang w:val="en-US" w:eastAsia="zh-CN"/>
+        </w:rPr>
+        <w:t xml:space="preserve">电压下工作。 </w:t>
       </w:r>
     </w:p>
     <w:p>
@@ -709,8 +761,6 @@
           <w:lang w:val="en-US" w:eastAsia="zh-CN"/>
         </w:rPr>
       </w:pPr>
-      <w:bookmarkStart w:id="0" w:name="_GoBack"/>
-      <w:bookmarkEnd w:id="0"/>
     </w:p>
     <w:sectPr>
       <w:headerReference r:id="rId5" w:type="first"/>
